--- a/course_development/active_inference_family/03_patterns_in_play/01_systems/output/study-guides/01_systems-questions.docx
+++ b/course_development/active_inference_family/03_patterns_in_play/01_systems/output/study-guides/01_systems-questions.docx
@@ -4,107 +4,7 @@
   <w:body>
     <w:p>
       <w:r>
-        <w:t>Study Questions: Systems</w:t>
-      </w:r>
-    </w:p>
-    <w:p>
-      <w:r>
-        <w:t>Define Systems in your own words, specifically as it applies to Family.</w:t>
-      </w:r>
-    </w:p>
-    <w:p>
-      <w:r>
-        <w:t>How does the Free Energy Principle constrain our understanding of Systems?</w:t>
-      </w:r>
-    </w:p>
-    <w:p>
-      <w:r>
-        <w:t>Contrast the Classical view of Systems with the Active Inference view.</w:t>
-      </w:r>
-    </w:p>
-    <w:p>
-      <w:r>
-        <w:t>Develop a question that connects Systems to a real-world problem in Family.</w:t>
-      </w:r>
-    </w:p>
-    <w:p>
-      <w:r>
-        <w:t>Develop a question that connects Systems to a real-world problem in Family.</w:t>
-      </w:r>
-    </w:p>
-    <w:p>
-      <w:r>
-        <w:t>Develop a question that connects Systems to a real-world problem in Family.</w:t>
-      </w:r>
-    </w:p>
-    <w:p>
-      <w:r>
-        <w:t>Develop a question that connects Systems to a real-world problem in Family.</w:t>
-      </w:r>
-    </w:p>
-    <w:p>
-      <w:r>
-        <w:t>Develop a question that connects Systems to a real-world problem in Family.</w:t>
-      </w:r>
-    </w:p>
-    <w:p>
-      <w:r>
-        <w:t>Develop a question that connects Systems to a real-world problem in Family.</w:t>
-      </w:r>
-    </w:p>
-    <w:p>
-      <w:r>
-        <w:t>Develop a question that connects Systems to a real-world problem in Family.</w:t>
-      </w:r>
-    </w:p>
-    <w:p>
-      <w:r>
-        <w:t>Develop a question that connects Systems to a real-world problem in Family.</w:t>
-      </w:r>
-    </w:p>
-    <w:p>
-      <w:r>
-        <w:t>Develop a question that connects Systems to a real-world problem in Family.</w:t>
-      </w:r>
-    </w:p>
-    <w:p>
-      <w:r>
-        <w:t>Develop a question that connects Systems to a real-world problem in Family.</w:t>
-      </w:r>
-    </w:p>
-    <w:p>
-      <w:r>
-        <w:t>Develop a question that connects Systems to a real-world problem in Family.</w:t>
-      </w:r>
-    </w:p>
-    <w:p>
-      <w:r>
-        <w:t>Develop a question that connects Systems to a real-world problem in Family.</w:t>
-      </w:r>
-    </w:p>
-    <w:p>
-      <w:r>
-        <w:t>Develop a question that connects Systems to a real-world problem in Family.</w:t>
-      </w:r>
-    </w:p>
-    <w:p>
-      <w:r>
-        <w:t>Develop a question that connects Systems to a real-world problem in Family.</w:t>
-      </w:r>
-    </w:p>
-    <w:p>
-      <w:r>
-        <w:t>Develop a question that connects Systems to a real-world problem in Family.</w:t>
-      </w:r>
-    </w:p>
-    <w:p>
-      <w:r>
-        <w:t>Develop a question that connects Systems to a real-world problem in Family.</w:t>
-      </w:r>
-    </w:p>
-    <w:p>
-      <w:r>
-        <w:t>Develop a question that connects Systems to a real-world problem in Family.</w:t>
+        <w:t>Course — Module 01 — Think About It</w:t>
       </w:r>
     </w:p>
     <w:sectPr>

--- a/course_development/active_inference_family/03_patterns_in_play/01_systems/output/study-guides/01_systems-questions.docx
+++ b/course_development/active_inference_family/03_patterns_in_play/01_systems/output/study-guides/01_systems-questions.docx
@@ -4,7 +4,17 @@
   <w:body>
     <w:p>
       <w:r>
-        <w:t>Course — Module 01 — Think About It</w:t>
+        <w:t>Patterns in Play — Module 01: Systems — Think About It</w:t>
+      </w:r>
+    </w:p>
+    <w:p>
+      <w:r>
+        <w:t>Part A: Family Discussion Questions</w:t>
+      </w:r>
+    </w:p>
+    <w:p>
+      <w:r>
+        <w:t>What makes a game a "system"? (It has parts, rules, and boundaries — just like a family!).  What happens to a game when someone breaks the rules? (The system falls apart — chaos!).  Why do board games have a board? (It creates a boundary — the playing field).  Can you play a game with no rules at all? What would that be like?  What is the difference between a "good rule" and a "bad rule" in a game?  Why do some games get boring after a while? (The brain has predicted everything — no more surprise).  How is building a pillow fort like building a system? (You create a boundary with an inside and an outside).  What are the "inputs" and "outputs" of a game? (Inputs: players, dice rolls. Outputs: winners, fun, learning).  Can one game be inside another game? (Like a mini-game inside a video game — nested systems!).  Why is it important for a game to be balanced? (Not too easy, not too hard — just right).   Part B: Hands-On Activities and Reflection</w:t>
       </w:r>
     </w:p>
     <w:sectPr>
